--- a/Abstract_TEMPLATE-10EIR2025.docx
+++ b/Abstract_TEMPLATE-10EIR2025.docx
@@ -776,7 +776,7 @@
     <w:sdtContent>
       <w:p>
         <w:pPr>
-          <w:pStyle w:val="Pieddepage"/>
+          <w:pStyle w:val="Footer"/>
           <w:jc w:val="center"/>
           <w:rPr>
             <w:sz w:val="18"/>
@@ -825,7 +825,7 @@
   </w:sdt>
   <w:p>
     <w:pPr>
-      <w:pStyle w:val="Pieddepage"/>
+      <w:pStyle w:val="Footer"/>
       <w:jc w:val="center"/>
     </w:pPr>
   </w:p>
@@ -861,7 +861,7 @@
 <w:hdr xmlns:wpc="http://schemas.microsoft.com/office/word/2010/wordprocessingCanvas" xmlns:cx="http://schemas.microsoft.com/office/drawing/2014/chartex" xmlns:cx1="http://schemas.microsoft.com/office/drawing/2015/9/8/chartex" xmlns:cx2="http://schemas.microsoft.com/office/drawing/2015/10/21/chartex" xmlns:cx3="http://schemas.microsoft.com/office/drawing/2016/5/9/chartex" xmlns:cx4="http://schemas.microsoft.com/office/drawing/2016/5/10/chartex" xmlns:cx5="http://schemas.microsoft.com/office/drawing/2016/5/11/chartex" xmlns:cx6="http://schemas.microsoft.com/office/drawing/2016/5/12/chartex" xmlns:cx7="http://schemas.microsoft.com/office/drawing/2016/5/13/chartex" xmlns:cx8="http://schemas.microsoft.com/office/drawing/2016/5/14/chartex" xmlns:mc="http://schemas.openxmlformats.org/markup-compatibility/2006" xmlns:aink="http://schemas.microsoft.com/office/drawing/2016/ink" xmlns:am3d="http://schemas.microsoft.com/office/drawing/2017/model3d" xmlns:o="urn:schemas-microsoft-com:office:office" xmlns:oel="http://schemas.microsoft.com/office/2019/extlst" xmlns:r="http://schemas.openxmlformats.org/officeDocument/2006/relationships" xmlns:m="http://schemas.openxmlformats.org/officeDocument/2006/math" xmlns:v="urn:schemas-microsoft-com:vml" xmlns:wp14="http://schemas.microsoft.com/office/word/2010/wordprocessingDrawing" xmlns:wp="http://schemas.openxmlformats.org/drawingml/2006/wordprocessingDrawing" xmlns:w10="urn:schemas-microsoft-com:office:word" xmlns:w="http://schemas.openxmlformats.org/wordprocessingml/2006/main" xmlns:w14="http://schemas.microsoft.com/office/word/2010/wordml" xmlns:w15="http://schemas.microsoft.com/office/word/2012/wordml" xmlns:w16cex="http://schemas.microsoft.com/office/word/2018/wordml/cex" xmlns:w16cid="http://schemas.microsoft.com/office/word/2016/wordml/cid" xmlns:w16="http://schemas.microsoft.com/office/word/2018/wordml" xmlns:w16du="http://schemas.microsoft.com/office/word/2023/wordml/word16du" xmlns:w16sdtdh="http://schemas.microsoft.com/office/word/2020/wordml/sdtdatahash" xmlns:w16sdtfl="http://schemas.microsoft.com/office/word/2024/wordml/sdtformatlock" xmlns:w16se="http://schemas.microsoft.com/office/word/2015/wordml/symex" xmlns:wpg="http://schemas.microsoft.com/office/word/2010/wordprocessingGroup" xmlns:wpi="http://schemas.microsoft.com/office/word/2010/wordprocessingInk" xmlns:wne="http://schemas.microsoft.com/office/word/2006/wordml" xmlns:wps="http://schemas.microsoft.com/office/word/2010/wordprocessingShape" mc:Ignorable="w14 w15 w16se w16cid w16 w16cex w16sdtdh w16sdtfl w16du wp14">
   <w:tbl>
     <w:tblPr>
-      <w:tblStyle w:val="Grilledutableau"/>
+      <w:tblStyle w:val="TableGrid"/>
       <w:tblW w:w="9747" w:type="dxa"/>
       <w:tblBorders>
         <w:top w:val="none" w:sz="0" w:space="0" w:color="auto"/>
@@ -886,7 +886,7 @@
         </w:tcPr>
         <w:p>
           <w:pPr>
-            <w:pStyle w:val="En-tte"/>
+            <w:pStyle w:val="Header"/>
             <w:tabs>
               <w:tab w:val="clear" w:pos="4252"/>
             </w:tabs>
@@ -958,7 +958,7 @@
         </w:tcPr>
         <w:p>
           <w:pPr>
-            <w:pStyle w:val="En-tte"/>
+            <w:pStyle w:val="Header"/>
             <w:tabs>
               <w:tab w:val="clear" w:pos="4252"/>
               <w:tab w:val="clear" w:pos="8504"/>
@@ -1002,7 +1002,35 @@
               <w:szCs w:val="18"/>
             </w:rPr>
             <w:br/>
-            <w:t>December 12–14, 2025, Agadir, Morocco</w:t>
+            <w:t>December 1</w:t>
+          </w:r>
+          <w:r>
+            <w:rPr>
+              <w:sz w:val="18"/>
+              <w:szCs w:val="18"/>
+            </w:rPr>
+            <w:t>1</w:t>
+          </w:r>
+          <w:r>
+            <w:rPr>
+              <w:sz w:val="18"/>
+              <w:szCs w:val="18"/>
+            </w:rPr>
+            <w:t>–1</w:t>
+          </w:r>
+          <w:r>
+            <w:rPr>
+              <w:sz w:val="18"/>
+              <w:szCs w:val="18"/>
+            </w:rPr>
+            <w:t>3</w:t>
+          </w:r>
+          <w:r>
+            <w:rPr>
+              <w:sz w:val="18"/>
+              <w:szCs w:val="18"/>
+            </w:rPr>
+            <w:t>, 2025, Agadir, Morocco</w:t>
           </w:r>
         </w:p>
       </w:tc>
@@ -1013,7 +1041,7 @@
         </w:tcPr>
         <w:p>
           <w:pPr>
-            <w:pStyle w:val="En-tte"/>
+            <w:pStyle w:val="Header"/>
             <w:tabs>
               <w:tab w:val="clear" w:pos="4252"/>
               <w:tab w:val="clear" w:pos="8504"/>
@@ -1032,7 +1060,7 @@
   </w:tbl>
   <w:p>
     <w:pPr>
-      <w:pStyle w:val="En-tte"/>
+      <w:pStyle w:val="Header"/>
       <w:ind w:right="2267"/>
     </w:pPr>
     <w:r>
@@ -1452,11 +1480,11 @@
       <w14:ligatures w14:val="none"/>
     </w:rPr>
   </w:style>
-  <w:style w:type="paragraph" w:styleId="Titre1">
+  <w:style w:type="paragraph" w:styleId="Heading1">
     <w:name w:val="heading 1"/>
     <w:basedOn w:val="Normal"/>
     <w:next w:val="Normal"/>
-    <w:link w:val="Titre1Car"/>
+    <w:link w:val="Heading1Char"/>
     <w:uiPriority w:val="9"/>
     <w:qFormat/>
     <w:rsid w:val="00F60824"/>
@@ -1476,11 +1504,11 @@
       <w14:ligatures w14:val="standardContextual"/>
     </w:rPr>
   </w:style>
-  <w:style w:type="paragraph" w:styleId="Titre2">
+  <w:style w:type="paragraph" w:styleId="Heading2">
     <w:name w:val="heading 2"/>
     <w:basedOn w:val="Normal"/>
     <w:next w:val="Normal"/>
-    <w:link w:val="Titre2Car"/>
+    <w:link w:val="Heading2Char"/>
     <w:uiPriority w:val="9"/>
     <w:semiHidden/>
     <w:unhideWhenUsed/>
@@ -1502,11 +1530,11 @@
       <w14:ligatures w14:val="standardContextual"/>
     </w:rPr>
   </w:style>
-  <w:style w:type="paragraph" w:styleId="Titre3">
+  <w:style w:type="paragraph" w:styleId="Heading3">
     <w:name w:val="heading 3"/>
     <w:basedOn w:val="Normal"/>
     <w:next w:val="Normal"/>
-    <w:link w:val="Titre3Car"/>
+    <w:link w:val="Heading3Char"/>
     <w:uiPriority w:val="9"/>
     <w:semiHidden/>
     <w:unhideWhenUsed/>
@@ -1528,11 +1556,11 @@
       <w14:ligatures w14:val="standardContextual"/>
     </w:rPr>
   </w:style>
-  <w:style w:type="paragraph" w:styleId="Titre4">
+  <w:style w:type="paragraph" w:styleId="Heading4">
     <w:name w:val="heading 4"/>
     <w:basedOn w:val="Normal"/>
     <w:next w:val="Normal"/>
-    <w:link w:val="Titre4Car"/>
+    <w:link w:val="Heading4Char"/>
     <w:uiPriority w:val="9"/>
     <w:semiHidden/>
     <w:unhideWhenUsed/>
@@ -1554,11 +1582,11 @@
       <w14:ligatures w14:val="standardContextual"/>
     </w:rPr>
   </w:style>
-  <w:style w:type="paragraph" w:styleId="Titre5">
+  <w:style w:type="paragraph" w:styleId="Heading5">
     <w:name w:val="heading 5"/>
     <w:basedOn w:val="Normal"/>
     <w:next w:val="Normal"/>
-    <w:link w:val="Titre5Car"/>
+    <w:link w:val="Heading5Char"/>
     <w:uiPriority w:val="9"/>
     <w:semiHidden/>
     <w:unhideWhenUsed/>
@@ -1578,11 +1606,11 @@
       <w14:ligatures w14:val="standardContextual"/>
     </w:rPr>
   </w:style>
-  <w:style w:type="paragraph" w:styleId="Titre6">
+  <w:style w:type="paragraph" w:styleId="Heading6">
     <w:name w:val="heading 6"/>
     <w:basedOn w:val="Normal"/>
     <w:next w:val="Normal"/>
-    <w:link w:val="Titre6Car"/>
+    <w:link w:val="Heading6Char"/>
     <w:uiPriority w:val="9"/>
     <w:semiHidden/>
     <w:unhideWhenUsed/>
@@ -1604,11 +1632,11 @@
       <w14:ligatures w14:val="standardContextual"/>
     </w:rPr>
   </w:style>
-  <w:style w:type="paragraph" w:styleId="Titre7">
+  <w:style w:type="paragraph" w:styleId="Heading7">
     <w:name w:val="heading 7"/>
     <w:basedOn w:val="Normal"/>
     <w:next w:val="Normal"/>
-    <w:link w:val="Titre7Car"/>
+    <w:link w:val="Heading7Char"/>
     <w:uiPriority w:val="9"/>
     <w:semiHidden/>
     <w:unhideWhenUsed/>
@@ -1628,11 +1656,11 @@
       <w14:ligatures w14:val="standardContextual"/>
     </w:rPr>
   </w:style>
-  <w:style w:type="paragraph" w:styleId="Titre8">
+  <w:style w:type="paragraph" w:styleId="Heading8">
     <w:name w:val="heading 8"/>
     <w:basedOn w:val="Normal"/>
     <w:next w:val="Normal"/>
-    <w:link w:val="Titre8Car"/>
+    <w:link w:val="Heading8Char"/>
     <w:uiPriority w:val="9"/>
     <w:semiHidden/>
     <w:unhideWhenUsed/>
@@ -1654,11 +1682,11 @@
       <w14:ligatures w14:val="standardContextual"/>
     </w:rPr>
   </w:style>
-  <w:style w:type="paragraph" w:styleId="Titre9">
+  <w:style w:type="paragraph" w:styleId="Heading9">
     <w:name w:val="heading 9"/>
     <w:basedOn w:val="Normal"/>
     <w:next w:val="Normal"/>
-    <w:link w:val="Titre9Car"/>
+    <w:link w:val="Heading9Char"/>
     <w:uiPriority w:val="9"/>
     <w:semiHidden/>
     <w:unhideWhenUsed/>
@@ -1678,13 +1706,13 @@
       <w14:ligatures w14:val="standardContextual"/>
     </w:rPr>
   </w:style>
-  <w:style w:type="character" w:default="1" w:styleId="Policepardfaut">
+  <w:style w:type="character" w:default="1" w:styleId="DefaultParagraphFont">
     <w:name w:val="Default Paragraph Font"/>
     <w:uiPriority w:val="1"/>
     <w:semiHidden/>
     <w:unhideWhenUsed/>
   </w:style>
-  <w:style w:type="table" w:default="1" w:styleId="TableauNormal">
+  <w:style w:type="table" w:default="1" w:styleId="TableNormal">
     <w:name w:val="Normal Table"/>
     <w:uiPriority w:val="99"/>
     <w:semiHidden/>
@@ -1699,16 +1727,16 @@
       </w:tblCellMar>
     </w:tblPr>
   </w:style>
-  <w:style w:type="numbering" w:default="1" w:styleId="Aucuneliste">
+  <w:style w:type="numbering" w:default="1" w:styleId="NoList">
     <w:name w:val="No List"/>
     <w:uiPriority w:val="99"/>
     <w:semiHidden/>
     <w:unhideWhenUsed/>
   </w:style>
-  <w:style w:type="character" w:customStyle="1" w:styleId="Titre1Car">
-    <w:name w:val="Titre 1 Car"/>
-    <w:basedOn w:val="Policepardfaut"/>
-    <w:link w:val="Titre1"/>
+  <w:style w:type="character" w:customStyle="1" w:styleId="Heading1Char">
+    <w:name w:val="Heading 1 Char"/>
+    <w:basedOn w:val="DefaultParagraphFont"/>
+    <w:link w:val="Heading1"/>
     <w:uiPriority w:val="9"/>
     <w:rsid w:val="00F60824"/>
     <w:rPr>
@@ -1718,10 +1746,10 @@
       <w:szCs w:val="40"/>
     </w:rPr>
   </w:style>
-  <w:style w:type="character" w:customStyle="1" w:styleId="Titre2Car">
-    <w:name w:val="Titre 2 Car"/>
-    <w:basedOn w:val="Policepardfaut"/>
-    <w:link w:val="Titre2"/>
+  <w:style w:type="character" w:customStyle="1" w:styleId="Heading2Char">
+    <w:name w:val="Heading 2 Char"/>
+    <w:basedOn w:val="DefaultParagraphFont"/>
+    <w:link w:val="Heading2"/>
     <w:uiPriority w:val="9"/>
     <w:semiHidden/>
     <w:rsid w:val="00F60824"/>
@@ -1732,10 +1760,10 @@
       <w:szCs w:val="32"/>
     </w:rPr>
   </w:style>
-  <w:style w:type="character" w:customStyle="1" w:styleId="Titre3Car">
-    <w:name w:val="Titre 3 Car"/>
-    <w:basedOn w:val="Policepardfaut"/>
-    <w:link w:val="Titre3"/>
+  <w:style w:type="character" w:customStyle="1" w:styleId="Heading3Char">
+    <w:name w:val="Heading 3 Char"/>
+    <w:basedOn w:val="DefaultParagraphFont"/>
+    <w:link w:val="Heading3"/>
     <w:uiPriority w:val="9"/>
     <w:semiHidden/>
     <w:rsid w:val="00F60824"/>
@@ -1746,10 +1774,10 @@
       <w:szCs w:val="28"/>
     </w:rPr>
   </w:style>
-  <w:style w:type="character" w:customStyle="1" w:styleId="Titre4Car">
-    <w:name w:val="Titre 4 Car"/>
-    <w:basedOn w:val="Policepardfaut"/>
-    <w:link w:val="Titre4"/>
+  <w:style w:type="character" w:customStyle="1" w:styleId="Heading4Char">
+    <w:name w:val="Heading 4 Char"/>
+    <w:basedOn w:val="DefaultParagraphFont"/>
+    <w:link w:val="Heading4"/>
     <w:uiPriority w:val="9"/>
     <w:semiHidden/>
     <w:rsid w:val="00F60824"/>
@@ -1760,10 +1788,10 @@
       <w:color w:val="2F5496" w:themeColor="accent1" w:themeShade="BF"/>
     </w:rPr>
   </w:style>
-  <w:style w:type="character" w:customStyle="1" w:styleId="Titre5Car">
-    <w:name w:val="Titre 5 Car"/>
-    <w:basedOn w:val="Policepardfaut"/>
-    <w:link w:val="Titre5"/>
+  <w:style w:type="character" w:customStyle="1" w:styleId="Heading5Char">
+    <w:name w:val="Heading 5 Char"/>
+    <w:basedOn w:val="DefaultParagraphFont"/>
+    <w:link w:val="Heading5"/>
     <w:uiPriority w:val="9"/>
     <w:semiHidden/>
     <w:rsid w:val="00F60824"/>
@@ -1772,10 +1800,10 @@
       <w:color w:val="2F5496" w:themeColor="accent1" w:themeShade="BF"/>
     </w:rPr>
   </w:style>
-  <w:style w:type="character" w:customStyle="1" w:styleId="Titre6Car">
-    <w:name w:val="Titre 6 Car"/>
-    <w:basedOn w:val="Policepardfaut"/>
-    <w:link w:val="Titre6"/>
+  <w:style w:type="character" w:customStyle="1" w:styleId="Heading6Char">
+    <w:name w:val="Heading 6 Char"/>
+    <w:basedOn w:val="DefaultParagraphFont"/>
+    <w:link w:val="Heading6"/>
     <w:uiPriority w:val="9"/>
     <w:semiHidden/>
     <w:rsid w:val="00F60824"/>
@@ -1786,10 +1814,10 @@
       <w:color w:val="595959" w:themeColor="text1" w:themeTint="A6"/>
     </w:rPr>
   </w:style>
-  <w:style w:type="character" w:customStyle="1" w:styleId="Titre7Car">
-    <w:name w:val="Titre 7 Car"/>
-    <w:basedOn w:val="Policepardfaut"/>
-    <w:link w:val="Titre7"/>
+  <w:style w:type="character" w:customStyle="1" w:styleId="Heading7Char">
+    <w:name w:val="Heading 7 Char"/>
+    <w:basedOn w:val="DefaultParagraphFont"/>
+    <w:link w:val="Heading7"/>
     <w:uiPriority w:val="9"/>
     <w:semiHidden/>
     <w:rsid w:val="00F60824"/>
@@ -1798,10 +1826,10 @@
       <w:color w:val="595959" w:themeColor="text1" w:themeTint="A6"/>
     </w:rPr>
   </w:style>
-  <w:style w:type="character" w:customStyle="1" w:styleId="Titre8Car">
-    <w:name w:val="Titre 8 Car"/>
-    <w:basedOn w:val="Policepardfaut"/>
-    <w:link w:val="Titre8"/>
+  <w:style w:type="character" w:customStyle="1" w:styleId="Heading8Char">
+    <w:name w:val="Heading 8 Char"/>
+    <w:basedOn w:val="DefaultParagraphFont"/>
+    <w:link w:val="Heading8"/>
     <w:uiPriority w:val="9"/>
     <w:semiHidden/>
     <w:rsid w:val="00F60824"/>
@@ -1812,10 +1840,10 @@
       <w:color w:val="272727" w:themeColor="text1" w:themeTint="D8"/>
     </w:rPr>
   </w:style>
-  <w:style w:type="character" w:customStyle="1" w:styleId="Titre9Car">
-    <w:name w:val="Titre 9 Car"/>
-    <w:basedOn w:val="Policepardfaut"/>
-    <w:link w:val="Titre9"/>
+  <w:style w:type="character" w:customStyle="1" w:styleId="Heading9Char">
+    <w:name w:val="Heading 9 Char"/>
+    <w:basedOn w:val="DefaultParagraphFont"/>
+    <w:link w:val="Heading9"/>
     <w:uiPriority w:val="9"/>
     <w:semiHidden/>
     <w:rsid w:val="00F60824"/>
@@ -1824,11 +1852,11 @@
       <w:color w:val="272727" w:themeColor="text1" w:themeTint="D8"/>
     </w:rPr>
   </w:style>
-  <w:style w:type="paragraph" w:styleId="Titre">
+  <w:style w:type="paragraph" w:styleId="Title">
     <w:name w:val="Title"/>
     <w:basedOn w:val="Normal"/>
     <w:next w:val="Normal"/>
-    <w:link w:val="TitreCar"/>
+    <w:link w:val="TitleChar"/>
     <w:uiPriority w:val="10"/>
     <w:qFormat/>
     <w:rsid w:val="00F60824"/>
@@ -1846,10 +1874,10 @@
       <w14:ligatures w14:val="standardContextual"/>
     </w:rPr>
   </w:style>
-  <w:style w:type="character" w:customStyle="1" w:styleId="TitreCar">
-    <w:name w:val="Titre Car"/>
-    <w:basedOn w:val="Policepardfaut"/>
-    <w:link w:val="Titre"/>
+  <w:style w:type="character" w:customStyle="1" w:styleId="TitleChar">
+    <w:name w:val="Title Char"/>
+    <w:basedOn w:val="DefaultParagraphFont"/>
+    <w:link w:val="Title"/>
     <w:uiPriority w:val="10"/>
     <w:rsid w:val="00F60824"/>
     <w:rPr>
@@ -1860,11 +1888,11 @@
       <w:szCs w:val="56"/>
     </w:rPr>
   </w:style>
-  <w:style w:type="paragraph" w:styleId="Sous-titre">
+  <w:style w:type="paragraph" w:styleId="Subtitle">
     <w:name w:val="Subtitle"/>
     <w:basedOn w:val="Normal"/>
     <w:next w:val="Normal"/>
-    <w:link w:val="Sous-titreCar"/>
+    <w:link w:val="SubtitleChar"/>
     <w:uiPriority w:val="11"/>
     <w:qFormat/>
     <w:rsid w:val="00F60824"/>
@@ -1885,10 +1913,10 @@
       <w14:ligatures w14:val="standardContextual"/>
     </w:rPr>
   </w:style>
-  <w:style w:type="character" w:customStyle="1" w:styleId="Sous-titreCar">
-    <w:name w:val="Sous-titre Car"/>
-    <w:basedOn w:val="Policepardfaut"/>
-    <w:link w:val="Sous-titre"/>
+  <w:style w:type="character" w:customStyle="1" w:styleId="SubtitleChar">
+    <w:name w:val="Subtitle Char"/>
+    <w:basedOn w:val="DefaultParagraphFont"/>
+    <w:link w:val="Subtitle"/>
     <w:uiPriority w:val="11"/>
     <w:rsid w:val="00F60824"/>
     <w:rPr>
@@ -1899,11 +1927,11 @@
       <w:szCs w:val="28"/>
     </w:rPr>
   </w:style>
-  <w:style w:type="paragraph" w:styleId="Citation">
+  <w:style w:type="paragraph" w:styleId="Quote">
     <w:name w:val="Quote"/>
     <w:basedOn w:val="Normal"/>
     <w:next w:val="Normal"/>
-    <w:link w:val="CitationCar"/>
+    <w:link w:val="QuoteChar"/>
     <w:uiPriority w:val="29"/>
     <w:qFormat/>
     <w:rsid w:val="00F60824"/>
@@ -1920,10 +1948,10 @@
       <w14:ligatures w14:val="standardContextual"/>
     </w:rPr>
   </w:style>
-  <w:style w:type="character" w:customStyle="1" w:styleId="CitationCar">
-    <w:name w:val="Citation Car"/>
-    <w:basedOn w:val="Policepardfaut"/>
-    <w:link w:val="Citation"/>
+  <w:style w:type="character" w:customStyle="1" w:styleId="QuoteChar">
+    <w:name w:val="Quote Char"/>
+    <w:basedOn w:val="DefaultParagraphFont"/>
+    <w:link w:val="Quote"/>
     <w:uiPriority w:val="29"/>
     <w:rsid w:val="00F60824"/>
     <w:rPr>
@@ -1932,7 +1960,7 @@
       <w:color w:val="404040" w:themeColor="text1" w:themeTint="BF"/>
     </w:rPr>
   </w:style>
-  <w:style w:type="paragraph" w:styleId="Paragraphedeliste">
+  <w:style w:type="paragraph" w:styleId="ListParagraph">
     <w:name w:val="List Paragraph"/>
     <w:basedOn w:val="Normal"/>
     <w:uiPriority w:val="34"/>
@@ -1949,9 +1977,9 @@
       <w14:ligatures w14:val="standardContextual"/>
     </w:rPr>
   </w:style>
-  <w:style w:type="character" w:styleId="Accentuationintense">
+  <w:style w:type="character" w:styleId="IntenseEmphasis">
     <w:name w:val="Intense Emphasis"/>
-    <w:basedOn w:val="Policepardfaut"/>
+    <w:basedOn w:val="DefaultParagraphFont"/>
     <w:uiPriority w:val="21"/>
     <w:qFormat/>
     <w:rsid w:val="00F60824"/>
@@ -1961,11 +1989,11 @@
       <w:color w:val="2F5496" w:themeColor="accent1" w:themeShade="BF"/>
     </w:rPr>
   </w:style>
-  <w:style w:type="paragraph" w:styleId="Citationintense">
+  <w:style w:type="paragraph" w:styleId="IntenseQuote">
     <w:name w:val="Intense Quote"/>
     <w:basedOn w:val="Normal"/>
     <w:next w:val="Normal"/>
-    <w:link w:val="CitationintenseCar"/>
+    <w:link w:val="IntenseQuoteChar"/>
     <w:uiPriority w:val="30"/>
     <w:qFormat/>
     <w:rsid w:val="00F60824"/>
@@ -1987,10 +2015,10 @@
       <w14:ligatures w14:val="standardContextual"/>
     </w:rPr>
   </w:style>
-  <w:style w:type="character" w:customStyle="1" w:styleId="CitationintenseCar">
-    <w:name w:val="Citation intense Car"/>
-    <w:basedOn w:val="Policepardfaut"/>
-    <w:link w:val="Citationintense"/>
+  <w:style w:type="character" w:customStyle="1" w:styleId="IntenseQuoteChar">
+    <w:name w:val="Intense Quote Char"/>
+    <w:basedOn w:val="DefaultParagraphFont"/>
+    <w:link w:val="IntenseQuote"/>
     <w:uiPriority w:val="30"/>
     <w:rsid w:val="00F60824"/>
     <w:rPr>
@@ -1999,9 +2027,9 @@
       <w:color w:val="2F5496" w:themeColor="accent1" w:themeShade="BF"/>
     </w:rPr>
   </w:style>
-  <w:style w:type="character" w:styleId="Rfrenceintense">
+  <w:style w:type="character" w:styleId="IntenseReference">
     <w:name w:val="Intense Reference"/>
-    <w:basedOn w:val="Policepardfaut"/>
+    <w:basedOn w:val="DefaultParagraphFont"/>
     <w:uiPriority w:val="32"/>
     <w:qFormat/>
     <w:rsid w:val="00F60824"/>
@@ -2013,10 +2041,10 @@
       <w:spacing w:val="5"/>
     </w:rPr>
   </w:style>
-  <w:style w:type="paragraph" w:styleId="En-tte">
+  <w:style w:type="paragraph" w:styleId="Header">
     <w:name w:val="header"/>
     <w:basedOn w:val="Normal"/>
-    <w:link w:val="En-tteCar"/>
+    <w:link w:val="HeaderChar"/>
     <w:uiPriority w:val="99"/>
     <w:unhideWhenUsed/>
     <w:rsid w:val="00F60824"/>
@@ -2028,10 +2056,10 @@
       <w:spacing w:after="0" w:line="240" w:lineRule="auto"/>
     </w:pPr>
   </w:style>
-  <w:style w:type="character" w:customStyle="1" w:styleId="En-tteCar">
-    <w:name w:val="En-tête Car"/>
-    <w:basedOn w:val="Policepardfaut"/>
-    <w:link w:val="En-tte"/>
+  <w:style w:type="character" w:customStyle="1" w:styleId="HeaderChar">
+    <w:name w:val="Header Char"/>
+    <w:basedOn w:val="DefaultParagraphFont"/>
+    <w:link w:val="Header"/>
     <w:uiPriority w:val="99"/>
     <w:rsid w:val="00F60824"/>
     <w:rPr>
@@ -2040,10 +2068,10 @@
       <w14:ligatures w14:val="none"/>
     </w:rPr>
   </w:style>
-  <w:style w:type="paragraph" w:styleId="Pieddepage">
+  <w:style w:type="paragraph" w:styleId="Footer">
     <w:name w:val="footer"/>
     <w:basedOn w:val="Normal"/>
-    <w:link w:val="PieddepageCar"/>
+    <w:link w:val="FooterChar"/>
     <w:uiPriority w:val="99"/>
     <w:unhideWhenUsed/>
     <w:rsid w:val="00F60824"/>
@@ -2055,10 +2083,10 @@
       <w:spacing w:after="0" w:line="240" w:lineRule="auto"/>
     </w:pPr>
   </w:style>
-  <w:style w:type="character" w:customStyle="1" w:styleId="PieddepageCar">
-    <w:name w:val="Pied de page Car"/>
-    <w:basedOn w:val="Policepardfaut"/>
-    <w:link w:val="Pieddepage"/>
+  <w:style w:type="character" w:customStyle="1" w:styleId="FooterChar">
+    <w:name w:val="Footer Char"/>
+    <w:basedOn w:val="DefaultParagraphFont"/>
+    <w:link w:val="Footer"/>
     <w:uiPriority w:val="99"/>
     <w:rsid w:val="00F60824"/>
     <w:rPr>
@@ -2067,9 +2095,9 @@
       <w14:ligatures w14:val="none"/>
     </w:rPr>
   </w:style>
-  <w:style w:type="table" w:styleId="Grilledutableau">
+  <w:style w:type="table" w:styleId="TableGrid">
     <w:name w:val="Table Grid"/>
-    <w:basedOn w:val="TableauNormal"/>
+    <w:basedOn w:val="TableNormal"/>
     <w:uiPriority w:val="59"/>
     <w:rsid w:val="00F60824"/>
     <w:pPr>
